--- a/8.2更新建議.docx
+++ b/8.2更新建議.docx
@@ -1,6 +1,6 @@
 
 <file path=word/document.xml><?xml version="1.0" encoding="utf-8"?>
-<w:document xmlns:wpc="http://schemas.microsoft.com/office/word/2010/wordprocessingCanvas" xmlns:cx="http://schemas.microsoft.com/office/drawing/2014/chartex" xmlns:cx1="http://schemas.microsoft.com/office/drawing/2015/9/8/chartex" xmlns:cx2="http://schemas.microsoft.com/office/drawing/2015/10/21/chartex" xmlns:cx3="http://schemas.microsoft.com/office/drawing/2016/5/9/chartex" xmlns:cx4="http://schemas.microsoft.com/office/drawing/2016/5/10/chartex" xmlns:cx5="http://schemas.microsoft.com/office/drawing/2016/5/11/chartex" xmlns:cx6="http://schemas.microsoft.com/office/drawing/2016/5/12/chartex" xmlns:cx7="http://schemas.microsoft.com/office/drawing/2016/5/13/chartex" xmlns:cx8="http://schemas.microsoft.com/office/drawing/2016/5/14/chartex" xmlns:mc="http://schemas.openxmlformats.org/markup-compatibility/2006" xmlns:aink="http://schemas.microsoft.com/office/drawing/2016/ink" xmlns:am3d="http://schemas.microsoft.com/office/drawing/2017/model3d" xmlns:o="urn:schemas-microsoft-com:office:office" xmlns:oel="http://schemas.microsoft.com/office/2019/extlst" xmlns:r="http://schemas.openxmlformats.org/officeDocument/2006/relationships" xmlns:m="http://schemas.openxmlformats.org/officeDocument/2006/math" xmlns:v="urn:schemas-microsoft-com:vml" xmlns:wp14="http://schemas.microsoft.com/office/word/2010/wordprocessingDrawing" xmlns:wp="http://schemas.openxmlformats.org/drawingml/2006/wordprocessingDrawing" xmlns:w10="urn:schemas-microsoft-com:office:word" xmlns:w="http://schemas.openxmlformats.org/wordprocessingml/2006/main" xmlns:w14="http://schemas.microsoft.com/office/word/2010/wordml" xmlns:w15="http://schemas.microsoft.com/office/word/2012/wordml" xmlns:w16cei="http://schemas.microsoft.com/office/word/2026/wordml/cei" xmlns:w16cex="http://schemas.microsoft.com/office/word/2018/wordml/cex" xmlns:w16cid="http://schemas.microsoft.com/office/word/2016/wordml/cid" xmlns:w16="http://schemas.microsoft.com/office/word/2018/wordml" xmlns:w16du="http://schemas.microsoft.com/office/word/2023/wordml/word16du" xmlns:w16sdtdh="http://schemas.microsoft.com/office/word/2020/wordml/sdtdatahash" xmlns:w16sdtfl="http://schemas.microsoft.com/office/word/2024/wordml/sdtformatlock" xmlns:w16se="http://schemas.microsoft.com/office/word/2015/wordml/symex" xmlns:wpg="http://schemas.microsoft.com/office/word/2010/wordprocessingGroup" xmlns:wpi="http://schemas.microsoft.com/office/word/2010/wordprocessingInk" xmlns:wne="http://schemas.microsoft.com/office/word/2006/wordml" xmlns:wps="http://schemas.microsoft.com/office/word/2010/wordprocessingShape" mc:Ignorable="w14 w15 w16se w16cid w16 w16cex w16sdtdh w16sdtfl w16du wp14">
+<w:document xmlns:wpc="http://schemas.microsoft.com/office/word/2010/wordprocessingCanvas" xmlns:cx="http://schemas.microsoft.com/office/drawing/2014/chartex" xmlns:cx1="http://schemas.microsoft.com/office/drawing/2015/9/8/chartex" xmlns:cx2="http://schemas.microsoft.com/office/drawing/2015/10/21/chartex" xmlns:cx3="http://schemas.microsoft.com/office/drawing/2016/5/9/chartex" xmlns:cx4="http://schemas.microsoft.com/office/drawing/2016/5/10/chartex" xmlns:cx5="http://schemas.microsoft.com/office/drawing/2016/5/11/chartex" xmlns:cx6="http://schemas.microsoft.com/office/drawing/2016/5/12/chartex" xmlns:cx7="http://schemas.microsoft.com/office/drawing/2016/5/13/chartex" xmlns:cx8="http://schemas.microsoft.com/office/drawing/2016/5/14/chartex" xmlns:mc="http://schemas.openxmlformats.org/markup-compatibility/2006" xmlns:aink="http://schemas.microsoft.com/office/drawing/2016/ink" xmlns:am3d="http://schemas.microsoft.com/office/drawing/2017/model3d" xmlns:o="urn:schemas-microsoft-com:office:office" xmlns:oel="http://schemas.microsoft.com/office/2019/extlst" xmlns:r="http://schemas.openxmlformats.org/officeDocument/2006/relationships" xmlns:m="http://schemas.openxmlformats.org/officeDocument/2006/math" xmlns:v="urn:schemas-microsoft-com:vml" xmlns:wp14="http://schemas.microsoft.com/office/word/2010/wordprocessingDrawing" xmlns:wp="http://schemas.openxmlformats.org/drawingml/2006/wordprocessingDrawing" xmlns:w10="urn:schemas-microsoft-com:office:word" xmlns:w="http://schemas.openxmlformats.org/wordprocessingml/2006/main" xmlns:w14="http://schemas.microsoft.com/office/word/2010/wordml" xmlns:w15="http://schemas.microsoft.com/office/word/2012/wordml" xmlns:w16cex="http://schemas.microsoft.com/office/word/2018/wordml/cex" xmlns:w16cid="http://schemas.microsoft.com/office/word/2016/wordml/cid" xmlns:w16="http://schemas.microsoft.com/office/word/2018/wordml" xmlns:w16sdtdh="http://schemas.microsoft.com/office/word/2020/wordml/sdtdatahash" xmlns:w16se="http://schemas.microsoft.com/office/word/2015/wordml/symex" xmlns:wpg="http://schemas.microsoft.com/office/word/2010/wordprocessingGroup" xmlns:wpi="http://schemas.microsoft.com/office/word/2010/wordprocessingInk" xmlns:wne="http://schemas.microsoft.com/office/word/2006/wordml" xmlns:wps="http://schemas.microsoft.com/office/word/2010/wordprocessingShape" mc:Ignorable="w14 w15 w16se w16cid w16 w16cex w16sdtdh wp14">
   <w:body>
     <w:p>
       <w:pPr>
@@ -102,9 +102,6 @@
           <w:ilvl w:val="0"/>
           <w:numId w:val="1"/>
         </w:numPr>
-        <w:rPr>
-          <w:rFonts w:hint="eastAsia"/>
-        </w:rPr>
       </w:pPr>
       <w:r>
         <w:rPr>
@@ -132,12 +129,32 @@
           <w:ilvl w:val="0"/>
           <w:numId w:val="1"/>
         </w:numPr>
-      </w:pPr>
-      <w:r>
-        <w:rPr>
-          <w:rFonts w:hint="eastAsia"/>
-        </w:rPr>
-        <w:t>產出廣編稿放最下面</w:t>
+        <w:rPr>
+          <w:color w:val="196B24" w:themeColor="accent3"/>
+        </w:rPr>
+      </w:pPr>
+      <w:r>
+        <w:rPr>
+          <w:rFonts w:hint="eastAsia"/>
+          <w:color w:val="196B24" w:themeColor="accent3"/>
+        </w:rPr>
+        <w:t>產出</w:t>
+      </w:r>
+      <w:proofErr w:type="gramStart"/>
+      <w:r>
+        <w:rPr>
+          <w:rFonts w:hint="eastAsia"/>
+          <w:color w:val="196B24" w:themeColor="accent3"/>
+        </w:rPr>
+        <w:t>廣編稿放</w:t>
+      </w:r>
+      <w:proofErr w:type="gramEnd"/>
+      <w:r>
+        <w:rPr>
+          <w:rFonts w:hint="eastAsia"/>
+          <w:color w:val="196B24" w:themeColor="accent3"/>
+        </w:rPr>
+        <w:t>最下面</w:t>
       </w:r>
     </w:p>
     <w:p>
@@ -147,16 +164,46 @@
           <w:ilvl w:val="0"/>
           <w:numId w:val="1"/>
         </w:numPr>
-      </w:pPr>
-      <w:r>
-        <w:rPr>
-          <w:rFonts w:hint="eastAsia"/>
-        </w:rPr>
-        <w:t>增加上傳圖片路徑，放在產出廣編稿上面為倒數第二步處</w:t>
-      </w:r>
-      <w:r>
-        <w:rPr>
-          <w:rFonts w:hint="eastAsia"/>
+        <w:rPr>
+          <w:color w:val="156082" w:themeColor="accent1"/>
+        </w:rPr>
+      </w:pPr>
+      <w:r>
+        <w:rPr>
+          <w:rFonts w:hint="eastAsia"/>
+          <w:color w:val="156082" w:themeColor="accent1"/>
+        </w:rPr>
+        <w:t>增加上傳圖片路徑，放在產出</w:t>
+      </w:r>
+      <w:proofErr w:type="gramStart"/>
+      <w:r>
+        <w:rPr>
+          <w:rFonts w:hint="eastAsia"/>
+          <w:color w:val="156082" w:themeColor="accent1"/>
+        </w:rPr>
+        <w:t>廣編稿</w:t>
+      </w:r>
+      <w:proofErr w:type="gramEnd"/>
+      <w:r>
+        <w:rPr>
+          <w:rFonts w:hint="eastAsia"/>
+          <w:color w:val="156082" w:themeColor="accent1"/>
+        </w:rPr>
+        <w:t>上面為倒數</w:t>
+      </w:r>
+      <w:proofErr w:type="gramStart"/>
+      <w:r>
+        <w:rPr>
+          <w:rFonts w:hint="eastAsia"/>
+          <w:color w:val="156082" w:themeColor="accent1"/>
+        </w:rPr>
+        <w:t>第二步處</w:t>
+      </w:r>
+      <w:proofErr w:type="gramEnd"/>
+      <w:r>
+        <w:rPr>
+          <w:rFonts w:hint="eastAsia"/>
+          <w:color w:val="156082" w:themeColor="accent1"/>
         </w:rPr>
         <w:t>，這樣若有指定代言人照片或新拍的產品照片可以在這邊增加</w:t>
       </w:r>
@@ -243,83 +290,112 @@
           <w:ilvl w:val="0"/>
           <w:numId w:val="1"/>
         </w:numPr>
-      </w:pPr>
-      <w:r>
-        <w:rPr>
-          <w:rFonts w:hint="eastAsia"/>
+        <w:rPr>
+          <w:color w:val="196B24" w:themeColor="accent3"/>
+        </w:rPr>
+      </w:pPr>
+      <w:r>
+        <w:rPr>
+          <w:rFonts w:hint="eastAsia"/>
+          <w:color w:val="196B24" w:themeColor="accent3"/>
         </w:rPr>
         <w:t>因應上方需求，請將我的稿件中的</w:t>
       </w:r>
       <w:r>
+        <w:rPr>
+          <w:color w:val="196B24" w:themeColor="accent3"/>
+        </w:rPr>
         <w:t>”</w:t>
       </w:r>
       <w:r>
         <w:rPr>
           <w:rFonts w:hint="eastAsia"/>
+          <w:color w:val="196B24" w:themeColor="accent3"/>
         </w:rPr>
         <w:t>簡報</w:t>
       </w:r>
       <w:r>
+        <w:rPr>
+          <w:color w:val="196B24" w:themeColor="accent3"/>
+        </w:rPr>
         <w:t>”</w:t>
       </w:r>
       <w:r>
         <w:rPr>
           <w:rFonts w:hint="eastAsia"/>
+          <w:color w:val="196B24" w:themeColor="accent3"/>
         </w:rPr>
         <w:t>改成</w:t>
       </w:r>
       <w:r>
+        <w:rPr>
+          <w:color w:val="196B24" w:themeColor="accent3"/>
+        </w:rPr>
         <w:t>”</w:t>
       </w:r>
       <w:r>
         <w:rPr>
           <w:rFonts w:hint="eastAsia"/>
+          <w:color w:val="196B24" w:themeColor="accent3"/>
         </w:rPr>
         <w:t>專案</w:t>
       </w:r>
       <w:r>
+        <w:rPr>
+          <w:color w:val="196B24" w:themeColor="accent3"/>
+        </w:rPr>
         <w:t>”</w:t>
       </w:r>
       <w:r>
         <w:rPr>
           <w:rFonts w:hint="eastAsia"/>
-        </w:rPr>
-        <w:t>，產出的稿件下方</w:t>
-      </w:r>
-      <w:r>
-        <w:rPr>
-          <w:rFonts w:hint="eastAsia"/>
-        </w:rPr>
-        <w:t>的</w:t>
-      </w:r>
-      <w:r>
+          <w:color w:val="196B24" w:themeColor="accent3"/>
+        </w:rPr>
+        <w:t>，產出的稿件下方的</w:t>
+      </w:r>
+      <w:r>
+        <w:rPr>
+          <w:color w:val="196B24" w:themeColor="accent3"/>
+        </w:rPr>
         <w:t>”</w:t>
       </w:r>
       <w:r>
         <w:rPr>
           <w:rFonts w:hint="eastAsia"/>
+          <w:color w:val="196B24" w:themeColor="accent3"/>
         </w:rPr>
         <w:t>簡報</w:t>
       </w:r>
       <w:r>
+        <w:rPr>
+          <w:color w:val="196B24" w:themeColor="accent3"/>
+        </w:rPr>
         <w:t>”</w:t>
       </w:r>
       <w:r>
         <w:rPr>
           <w:rFonts w:hint="eastAsia"/>
+          <w:color w:val="196B24" w:themeColor="accent3"/>
         </w:rPr>
         <w:t>改成</w:t>
       </w:r>
       <w:r>
+        <w:rPr>
+          <w:color w:val="196B24" w:themeColor="accent3"/>
+        </w:rPr>
         <w:t>”</w:t>
       </w:r>
       <w:r>
         <w:rPr>
           <w:rFonts w:hint="eastAsia"/>
+          <w:color w:val="196B24" w:themeColor="accent3"/>
         </w:rPr>
         <w:t>名稱</w:t>
       </w:r>
       <w:r>
+        <w:rPr>
+          <w:color w:val="196B24" w:themeColor="accent3"/>
+        </w:rPr>
         <w:t>”</w:t>
       </w:r>
     </w:p>
@@ -363,58 +439,70 @@
           <w:ilvl w:val="0"/>
           <w:numId w:val="1"/>
         </w:numPr>
-      </w:pPr>
-      <w:r>
-        <w:rPr>
-          <w:rFonts w:hint="eastAsia"/>
+        <w:rPr>
+          <w:color w:val="196B24" w:themeColor="accent3"/>
+        </w:rPr>
+      </w:pPr>
+      <w:r>
+        <w:rPr>
+          <w:rFonts w:hint="eastAsia"/>
+          <w:color w:val="196B24" w:themeColor="accent3"/>
         </w:rPr>
         <w:t>看不到原本上傳的</w:t>
       </w:r>
       <w:r>
         <w:rPr>
           <w:rFonts w:hint="eastAsia"/>
+          <w:color w:val="196B24" w:themeColor="accent3"/>
         </w:rPr>
         <w:t>ppt</w:t>
       </w:r>
       <w:r>
         <w:rPr>
           <w:rFonts w:hint="eastAsia"/>
+          <w:color w:val="196B24" w:themeColor="accent3"/>
         </w:rPr>
         <w:t>或相關檔案有辦法克服嗎</w:t>
       </w:r>
       <w:r>
         <w:rPr>
           <w:rFonts w:hint="eastAsia"/>
+          <w:color w:val="196B24" w:themeColor="accent3"/>
         </w:rPr>
         <w:t>?</w:t>
       </w:r>
       <w:r>
         <w:rPr>
           <w:rFonts w:hint="eastAsia"/>
+          <w:color w:val="196B24" w:themeColor="accent3"/>
         </w:rPr>
         <w:t>或許在每個專案中上方有兩欄</w:t>
       </w:r>
       <w:r>
         <w:rPr>
           <w:rFonts w:hint="eastAsia"/>
+          <w:color w:val="196B24" w:themeColor="accent3"/>
         </w:rPr>
         <w:t>1.</w:t>
       </w:r>
       <w:r>
         <w:rPr>
           <w:rFonts w:hint="eastAsia"/>
+          <w:color w:val="196B24" w:themeColor="accent3"/>
         </w:rPr>
         <w:t>原始檔案</w:t>
       </w:r>
       <w:r>
         <w:rPr>
           <w:rFonts w:hint="eastAsia"/>
+          <w:color w:val="196B24" w:themeColor="accent3"/>
         </w:rPr>
         <w:t xml:space="preserve">2 </w:t>
       </w:r>
       <w:r>
         <w:rPr>
           <w:rFonts w:hint="eastAsia"/>
+          <w:color w:val="196B24" w:themeColor="accent3"/>
         </w:rPr>
         <w:t>產出</w:t>
       </w:r>
@@ -426,9 +514,6 @@
           <w:ilvl w:val="0"/>
           <w:numId w:val="1"/>
         </w:numPr>
-        <w:rPr>
-          <w:rFonts w:hint="eastAsia"/>
-        </w:rPr>
       </w:pPr>
       <w:r>
         <w:rPr>
@@ -453,9 +538,6 @@
       <w:pPr>
         <w:pStyle w:val="a9"/>
         <w:ind w:left="360"/>
-        <w:rPr>
-          <w:rFonts w:hint="eastAsia"/>
-        </w:rPr>
       </w:pPr>
       <w:r>
         <w:rPr>
@@ -471,34 +553,42 @@
           <w:ilvl w:val="0"/>
           <w:numId w:val="1"/>
         </w:numPr>
-      </w:pPr>
-      <w:r>
-        <w:rPr>
-          <w:rFonts w:hint="eastAsia"/>
+        <w:rPr>
+          <w:color w:val="196B24" w:themeColor="accent3"/>
+        </w:rPr>
+      </w:pPr>
+      <w:r>
+        <w:rPr>
+          <w:rFonts w:hint="eastAsia"/>
+          <w:color w:val="196B24" w:themeColor="accent3"/>
         </w:rPr>
         <w:t>簡報上鄰近文字</w:t>
       </w:r>
       <w:r>
         <w:rPr>
           <w:rFonts w:hint="eastAsia"/>
+          <w:color w:val="196B24" w:themeColor="accent3"/>
         </w:rPr>
         <w:t xml:space="preserve"> </w:t>
       </w:r>
       <w:r>
         <w:rPr>
           <w:rFonts w:hint="eastAsia"/>
+          <w:color w:val="196B24" w:themeColor="accent3"/>
         </w:rPr>
         <w:t>填入後會怎樣</w:t>
       </w:r>
       <w:r>
         <w:rPr>
           <w:rFonts w:hint="eastAsia"/>
+          <w:color w:val="196B24" w:themeColor="accent3"/>
         </w:rPr>
         <w:t xml:space="preserve">? </w:t>
       </w:r>
       <w:r>
         <w:rPr>
           <w:rFonts w:hint="eastAsia"/>
+          <w:color w:val="196B24" w:themeColor="accent3"/>
         </w:rPr>
         <w:t>這個我不太了解</w:t>
       </w:r>
@@ -508,9 +598,37 @@
         <w:pStyle w:val="a9"/>
         <w:ind w:left="360"/>
         <w:rPr>
-          <w:rFonts w:hint="eastAsia"/>
-        </w:rPr>
-      </w:pPr>
+          <w:color w:val="E97132" w:themeColor="accent2"/>
+        </w:rPr>
+      </w:pPr>
+      <w:r>
+        <w:rPr>
+          <w:rFonts w:hint="eastAsia"/>
+          <w:color w:val="E97132" w:themeColor="accent2"/>
+        </w:rPr>
+        <w:t>這個是唯讀的，</w:t>
+      </w:r>
+      <w:r>
+        <w:rPr>
+          <w:rFonts w:hint="eastAsia"/>
+          <w:color w:val="E97132" w:themeColor="accent2"/>
+        </w:rPr>
+        <w:t>給使用者及</w:t>
+      </w:r>
+      <w:r>
+        <w:rPr>
+          <w:rFonts w:hint="eastAsia"/>
+          <w:color w:val="E97132" w:themeColor="accent2"/>
+        </w:rPr>
+        <w:t>LLM</w:t>
+      </w:r>
+      <w:r>
+        <w:rPr>
+          <w:rFonts w:hint="eastAsia"/>
+          <w:color w:val="E97132" w:themeColor="accent2"/>
+        </w:rPr>
+        <w:t>知道這張圖可能搭配的文字</w:t>
+      </w:r>
     </w:p>
     <w:p>
       <w:pPr>
@@ -520,9 +638,21 @@
           <w:rFonts w:hint="eastAsia"/>
         </w:rPr>
       </w:pPr>
-      <w:r>
-        <w:rPr>
-          <w:rFonts w:hint="eastAsia"/>
+    </w:p>
+    <w:p>
+      <w:pPr>
+        <w:pStyle w:val="a9"/>
+        <w:ind w:left="360"/>
+        <w:rPr>
+          <w:b/>
+          <w:bCs/>
+        </w:rPr>
+      </w:pPr>
+      <w:r>
+        <w:rPr>
+          <w:rFonts w:hint="eastAsia"/>
+          <w:b/>
+          <w:bCs/>
         </w:rPr>
         <w:t>下方是要討論和思考下的</w:t>
       </w:r>
@@ -539,13 +669,35 @@
         <w:rPr>
           <w:rFonts w:hint="eastAsia"/>
         </w:rPr>
-        <w:t>抽出的內容和要更正甚麼這樣搭配很好，很方便增加和更新，但若要刪減略為麻煩</w:t>
-      </w:r>
-      <w:r>
-        <w:rPr>
-          <w:rFonts w:hint="eastAsia"/>
-        </w:rPr>
-        <w:t>，我現在的做法是挑出我要刪的複製然後放到更正欄刪除</w:t>
+        <w:t>抽出的內容和</w:t>
+      </w:r>
+      <w:proofErr w:type="gramStart"/>
+      <w:r>
+        <w:rPr>
+          <w:rFonts w:hint="eastAsia"/>
+        </w:rPr>
+        <w:t>要</w:t>
+      </w:r>
+      <w:proofErr w:type="gramEnd"/>
+      <w:r>
+        <w:rPr>
+          <w:rFonts w:hint="eastAsia"/>
+        </w:rPr>
+        <w:t>更正甚麼這樣搭配很好，很方便增加和更新，但若要刪減略為麻煩，我現在的做法是挑出我要</w:t>
+      </w:r>
+      <w:proofErr w:type="gramStart"/>
+      <w:r>
+        <w:rPr>
+          <w:rFonts w:hint="eastAsia"/>
+        </w:rPr>
+        <w:t>刪</w:t>
+      </w:r>
+      <w:proofErr w:type="gramEnd"/>
+      <w:r>
+        <w:rPr>
+          <w:rFonts w:hint="eastAsia"/>
+        </w:rPr>
+        <w:t>的複製然後放到更正欄刪除</w:t>
       </w:r>
     </w:p>
     <w:p>
@@ -560,13 +712,7 @@
         <w:rPr>
           <w:rFonts w:hint="eastAsia"/>
         </w:rPr>
-        <w:t>保留不同版本很細心，但我在想要給使用者這功能會不會造成決策混亂或焦慮</w:t>
-      </w:r>
-      <w:r>
-        <w:rPr>
-          <w:rFonts w:hint="eastAsia"/>
-        </w:rPr>
-        <w:t>，只保留新的版本一路蓋下去是否比較簡單，</w:t>
+        <w:t>保留不同版本很細心，但我在想要給使用者這功能會不會造成決策混亂或焦慮，只保留新的版本一路蓋下去是否比較簡單，</w:t>
       </w:r>
       <w:r>
         <w:rPr>
@@ -639,52 +785,63 @@
           <w:ilvl w:val="0"/>
           <w:numId w:val="1"/>
         </w:numPr>
-      </w:pPr>
-      <w:r>
-        <w:rPr>
-          <w:rFonts w:hint="eastAsia"/>
+        <w:rPr>
+          <w:color w:val="196B24" w:themeColor="accent3"/>
+        </w:rPr>
+      </w:pPr>
+      <w:r>
+        <w:rPr>
+          <w:rFonts w:hint="eastAsia"/>
+          <w:color w:val="196B24" w:themeColor="accent3"/>
         </w:rPr>
         <w:t>從上一個問題衍伸，我在產出的稿件前方簡報處，簡報名稱沒法看到尾巴，我猜尾巴應該是有版本號</w:t>
       </w:r>
       <w:r>
         <w:rPr>
           <w:rFonts w:hint="eastAsia"/>
+          <w:color w:val="196B24" w:themeColor="accent3"/>
         </w:rPr>
         <w:t>v</w:t>
       </w:r>
       <w:r>
         <w:rPr>
           <w:rFonts w:hint="eastAsia"/>
+          <w:color w:val="196B24" w:themeColor="accent3"/>
         </w:rPr>
         <w:t>幾對嗎</w:t>
       </w:r>
       <w:r>
         <w:rPr>
           <w:rFonts w:hint="eastAsia"/>
+          <w:color w:val="196B24" w:themeColor="accent3"/>
         </w:rPr>
         <w:t xml:space="preserve">? </w:t>
       </w:r>
       <w:r>
         <w:rPr>
           <w:rFonts w:hint="eastAsia"/>
+          <w:color w:val="196B24" w:themeColor="accent3"/>
         </w:rPr>
         <w:t>要</w:t>
       </w:r>
       <w:r>
         <w:rPr>
           <w:rFonts w:hint="eastAsia"/>
+          <w:color w:val="196B24" w:themeColor="accent3"/>
         </w:rPr>
         <w:t>不</w:t>
       </w:r>
       <w:r>
         <w:rPr>
           <w:rFonts w:hint="eastAsia"/>
+          <w:color w:val="196B24" w:themeColor="accent3"/>
         </w:rPr>
         <w:t>滑鼠過可以出現灰色小字的完整檔名</w:t>
       </w:r>
       <w:r>
         <w:rPr>
           <w:rFonts w:hint="eastAsia"/>
+          <w:color w:val="196B24" w:themeColor="accent3"/>
         </w:rPr>
         <w:t>?</w:t>
       </w:r>
@@ -701,7 +858,14 @@
         <w:rPr>
           <w:rFonts w:hint="eastAsia"/>
         </w:rPr>
-        <w:t>所以如果我要保留簡報的每一版號與廣編稿的每一版，看來可以這樣操作，廣編稿的版號在每一個簡報版號下的第一次均命名為</w:t>
+        <w:t>所以如果我要保留簡報的每一版號與廣編稿的每一版，看來可以這樣操作，</w:t>
+      </w:r>
+      <w:r>
+        <w:rPr>
+          <w:rFonts w:hint="eastAsia"/>
+        </w:rPr>
+        <w:lastRenderedPageBreak/>
+        <w:t>廣編稿的版號在每一個簡報版號下的第一次均命名為</w:t>
       </w:r>
       <w:r>
         <w:rPr>
@@ -719,7 +883,6 @@
         <w:rPr>
           <w:rFonts w:hint="eastAsia"/>
         </w:rPr>
-        <w:lastRenderedPageBreak/>
         <w:t>XXXX V02_P1</w:t>
       </w:r>
       <w:r>
@@ -771,9 +934,6 @@
           <w:ilvl w:val="0"/>
           <w:numId w:val="1"/>
         </w:numPr>
-        <w:rPr>
-          <w:rFonts w:hint="eastAsia"/>
-        </w:rPr>
       </w:pPr>
       <w:r>
         <w:rPr>
@@ -801,9 +961,6 @@
           <w:ilvl w:val="0"/>
           <w:numId w:val="1"/>
         </w:numPr>
-        <w:rPr>
-          <w:rFonts w:hint="eastAsia"/>
-        </w:rPr>
       </w:pPr>
       <w:r>
         <w:rPr>
@@ -853,7 +1010,7 @@
 </file>
 
 <file path=word/numbering.xml><?xml version="1.0" encoding="utf-8"?>
-<w:numbering xmlns:wpc="http://schemas.microsoft.com/office/word/2010/wordprocessingCanvas" xmlns:cx="http://schemas.microsoft.com/office/drawing/2014/chartex" xmlns:cx1="http://schemas.microsoft.com/office/drawing/2015/9/8/chartex" xmlns:cx2="http://schemas.microsoft.com/office/drawing/2015/10/21/chartex" xmlns:cx3="http://schemas.microsoft.com/office/drawing/2016/5/9/chartex" xmlns:cx4="http://schemas.microsoft.com/office/drawing/2016/5/10/chartex" xmlns:cx5="http://schemas.microsoft.com/office/drawing/2016/5/11/chartex" xmlns:cx6="http://schemas.microsoft.com/office/drawing/2016/5/12/chartex" xmlns:cx7="http://schemas.microsoft.com/office/drawing/2016/5/13/chartex" xmlns:cx8="http://schemas.microsoft.com/office/drawing/2016/5/14/chartex" xmlns:mc="http://schemas.openxmlformats.org/markup-compatibility/2006" xmlns:aink="http://schemas.microsoft.com/office/drawing/2016/ink" xmlns:am3d="http://schemas.microsoft.com/office/drawing/2017/model3d" xmlns:o="urn:schemas-microsoft-com:office:office" xmlns:oel="http://schemas.microsoft.com/office/2019/extlst" xmlns:r="http://schemas.openxmlformats.org/officeDocument/2006/relationships" xmlns:m="http://schemas.openxmlformats.org/officeDocument/2006/math" xmlns:v="urn:schemas-microsoft-com:vml" xmlns:wp14="http://schemas.microsoft.com/office/word/2010/wordprocessingDrawing" xmlns:wp="http://schemas.openxmlformats.org/drawingml/2006/wordprocessingDrawing" xmlns:w10="urn:schemas-microsoft-com:office:word" xmlns:w="http://schemas.openxmlformats.org/wordprocessingml/2006/main" xmlns:w14="http://schemas.microsoft.com/office/word/2010/wordml" xmlns:w15="http://schemas.microsoft.com/office/word/2012/wordml" xmlns:w16cei="http://schemas.microsoft.com/office/word/2026/wordml/cei" xmlns:w16cex="http://schemas.microsoft.com/office/word/2018/wordml/cex" xmlns:w16cid="http://schemas.microsoft.com/office/word/2016/wordml/cid" xmlns:w16="http://schemas.microsoft.com/office/word/2018/wordml" xmlns:w16du="http://schemas.microsoft.com/office/word/2023/wordml/word16du" xmlns:w16sdtdh="http://schemas.microsoft.com/office/word/2020/wordml/sdtdatahash" xmlns:w16sdtfl="http://schemas.microsoft.com/office/word/2024/wordml/sdtformatlock" xmlns:w16se="http://schemas.microsoft.com/office/word/2015/wordml/symex" xmlns:wpg="http://schemas.microsoft.com/office/word/2010/wordprocessingGroup" xmlns:wpi="http://schemas.microsoft.com/office/word/2010/wordprocessingInk" xmlns:wne="http://schemas.microsoft.com/office/word/2006/wordml" xmlns:wps="http://schemas.microsoft.com/office/word/2010/wordprocessingShape" mc:Ignorable="w14 w15 w16se w16cid w16 w16cex w16sdtdh w16sdtfl w16du wp14">
+<w:numbering xmlns:wpc="http://schemas.microsoft.com/office/word/2010/wordprocessingCanvas" xmlns:cx="http://schemas.microsoft.com/office/drawing/2014/chartex" xmlns:cx1="http://schemas.microsoft.com/office/drawing/2015/9/8/chartex" xmlns:cx2="http://schemas.microsoft.com/office/drawing/2015/10/21/chartex" xmlns:cx3="http://schemas.microsoft.com/office/drawing/2016/5/9/chartex" xmlns:cx4="http://schemas.microsoft.com/office/drawing/2016/5/10/chartex" xmlns:cx5="http://schemas.microsoft.com/office/drawing/2016/5/11/chartex" xmlns:cx6="http://schemas.microsoft.com/office/drawing/2016/5/12/chartex" xmlns:cx7="http://schemas.microsoft.com/office/drawing/2016/5/13/chartex" xmlns:cx8="http://schemas.microsoft.com/office/drawing/2016/5/14/chartex" xmlns:mc="http://schemas.openxmlformats.org/markup-compatibility/2006" xmlns:aink="http://schemas.microsoft.com/office/drawing/2016/ink" xmlns:am3d="http://schemas.microsoft.com/office/drawing/2017/model3d" xmlns:o="urn:schemas-microsoft-com:office:office" xmlns:oel="http://schemas.microsoft.com/office/2019/extlst" xmlns:r="http://schemas.openxmlformats.org/officeDocument/2006/relationships" xmlns:m="http://schemas.openxmlformats.org/officeDocument/2006/math" xmlns:v="urn:schemas-microsoft-com:vml" xmlns:wp14="http://schemas.microsoft.com/office/word/2010/wordprocessingDrawing" xmlns:wp="http://schemas.openxmlformats.org/drawingml/2006/wordprocessingDrawing" xmlns:w10="urn:schemas-microsoft-com:office:word" xmlns:w="http://schemas.openxmlformats.org/wordprocessingml/2006/main" xmlns:w14="http://schemas.microsoft.com/office/word/2010/wordml" xmlns:w15="http://schemas.microsoft.com/office/word/2012/wordml" xmlns:w16cex="http://schemas.microsoft.com/office/word/2018/wordml/cex" xmlns:w16cid="http://schemas.microsoft.com/office/word/2016/wordml/cid" xmlns:w16="http://schemas.microsoft.com/office/word/2018/wordml" xmlns:w16sdtdh="http://schemas.microsoft.com/office/word/2020/wordml/sdtdatahash" xmlns:w16se="http://schemas.microsoft.com/office/word/2015/wordml/symex" xmlns:wpg="http://schemas.microsoft.com/office/word/2010/wordprocessingGroup" xmlns:wpi="http://schemas.microsoft.com/office/word/2010/wordprocessingInk" xmlns:wne="http://schemas.microsoft.com/office/word/2006/wordml" xmlns:wps="http://schemas.microsoft.com/office/word/2010/wordprocessingShape" mc:Ignorable="w14 w15 w16se w16cid w16 w16cex w16sdtdh wp14">
   <w:abstractNum w:abstractNumId="0" w15:restartNumberingAfterBreak="0">
     <w:nsid w:val="44110E5F"/>
     <w:multiLevelType w:val="hybridMultilevel"/>
@@ -950,7 +1107,7 @@
 </file>
 
 <file path=word/styles.xml><?xml version="1.0" encoding="utf-8"?>
-<w:styles xmlns:mc="http://schemas.openxmlformats.org/markup-compatibility/2006" xmlns:r="http://schemas.openxmlformats.org/officeDocument/2006/relationships" xmlns:w="http://schemas.openxmlformats.org/wordprocessingml/2006/main" xmlns:w14="http://schemas.microsoft.com/office/word/2010/wordml" xmlns:w15="http://schemas.microsoft.com/office/word/2012/wordml" xmlns:w16cex="http://schemas.microsoft.com/office/word/2018/wordml/cex" xmlns:w16cid="http://schemas.microsoft.com/office/word/2016/wordml/cid" xmlns:w16="http://schemas.microsoft.com/office/word/2018/wordml" xmlns:w16du="http://schemas.microsoft.com/office/word/2023/wordml/word16du" xmlns:w16sdtdh="http://schemas.microsoft.com/office/word/2020/wordml/sdtdatahash" xmlns:w16sdtfl="http://schemas.microsoft.com/office/word/2024/wordml/sdtformatlock" xmlns:w16se="http://schemas.microsoft.com/office/word/2015/wordml/symex" mc:Ignorable="w14 w15 w16se w16cid w16 w16cex w16sdtdh w16sdtfl w16du">
+<w:styles xmlns:mc="http://schemas.openxmlformats.org/markup-compatibility/2006" xmlns:r="http://schemas.openxmlformats.org/officeDocument/2006/relationships" xmlns:w="http://schemas.openxmlformats.org/wordprocessingml/2006/main" xmlns:w14="http://schemas.microsoft.com/office/word/2010/wordml" xmlns:w15="http://schemas.microsoft.com/office/word/2012/wordml" xmlns:w16cex="http://schemas.microsoft.com/office/word/2018/wordml/cex" xmlns:w16cid="http://schemas.microsoft.com/office/word/2016/wordml/cid" xmlns:w16="http://schemas.microsoft.com/office/word/2018/wordml" xmlns:w16sdtdh="http://schemas.microsoft.com/office/word/2020/wordml/sdtdatahash" xmlns:w16se="http://schemas.microsoft.com/office/word/2015/wordml/symex" mc:Ignorable="w14 w15 w16se w16cid w16 w16cex w16sdtdh">
   <w:docDefaults>
     <w:rPrDefault>
       <w:rPr>
@@ -1553,6 +1710,7 @@
   <w:style w:type="character" w:default="1" w:styleId="a0">
     <w:name w:val="Default Paragraph Font"/>
     <w:uiPriority w:val="1"/>
+    <w:semiHidden/>
     <w:unhideWhenUsed/>
   </w:style>
   <w:style w:type="table" w:default="1" w:styleId="a1">

--- a/8.2更新建議.docx
+++ b/8.2更新建議.docx
@@ -728,54 +728,106 @@
           <w:ilvl w:val="0"/>
           <w:numId w:val="1"/>
         </w:numPr>
-      </w:pPr>
-      <w:r>
-        <w:rPr>
-          <w:rFonts w:hint="eastAsia"/>
+        <w:rPr>
+          <w:strike/>
+        </w:rPr>
+      </w:pPr>
+      <w:r>
+        <w:rPr>
+          <w:rFonts w:hint="eastAsia"/>
+          <w:strike/>
         </w:rPr>
         <w:t>我將</w:t>
       </w:r>
       <w:r>
         <w:rPr>
           <w:rFonts w:hint="eastAsia"/>
+          <w:strike/>
         </w:rPr>
         <w:t>某個</w:t>
       </w:r>
       <w:r>
         <w:rPr>
           <w:rFonts w:hint="eastAsia"/>
+          <w:strike/>
         </w:rPr>
         <w:t>版本</w:t>
       </w:r>
-      <w:r>
-        <w:rPr>
-          <w:rFonts w:hint="eastAsia"/>
+      <w:proofErr w:type="gramStart"/>
+      <w:r>
+        <w:rPr>
+          <w:rFonts w:hint="eastAsia"/>
+          <w:strike/>
         </w:rPr>
         <w:t>廣編稿</w:t>
       </w:r>
       <w:r>
         <w:rPr>
           <w:rFonts w:hint="eastAsia"/>
-        </w:rPr>
-        <w:t>依照意見重寫，</w:t>
-      </w:r>
-      <w:r>
-        <w:rPr>
-          <w:rFonts w:hint="eastAsia"/>
-        </w:rPr>
-        <w:t>看來是會增加一個新的簡報版本，但原本的廣編稿會被蓋掉</w:t>
-      </w:r>
-      <w:r>
-        <w:rPr>
-          <w:rFonts w:hint="eastAsia"/>
+          <w:strike/>
+        </w:rPr>
+        <w:t>依照</w:t>
+      </w:r>
+      <w:proofErr w:type="gramEnd"/>
+      <w:r>
+        <w:rPr>
+          <w:rFonts w:hint="eastAsia"/>
+          <w:strike/>
+        </w:rPr>
+        <w:t>意見重寫，</w:t>
+      </w:r>
+      <w:r>
+        <w:rPr>
+          <w:rFonts w:hint="eastAsia"/>
+          <w:strike/>
+        </w:rPr>
+        <w:t>看來是會增加一個新的簡報版本，但原本的</w:t>
+      </w:r>
+      <w:proofErr w:type="gramStart"/>
+      <w:r>
+        <w:rPr>
+          <w:rFonts w:hint="eastAsia"/>
+          <w:strike/>
+        </w:rPr>
+        <w:t>廣編稿會</w:t>
+      </w:r>
+      <w:proofErr w:type="gramEnd"/>
+      <w:r>
+        <w:rPr>
+          <w:rFonts w:hint="eastAsia"/>
+          <w:strike/>
+        </w:rPr>
+        <w:t>被蓋掉</w:t>
+      </w:r>
+      <w:r>
+        <w:rPr>
+          <w:rFonts w:hint="eastAsia"/>
+          <w:strike/>
         </w:rPr>
         <w:t>?</w:t>
       </w:r>
       <w:r>
         <w:rPr>
           <w:rFonts w:hint="eastAsia"/>
-        </w:rPr>
-        <w:t>寫過的廣編稿最好都能保留，甚至比簡報版本重要，因為已經是成品。</w:t>
+          <w:strike/>
+        </w:rPr>
+        <w:t>寫過的</w:t>
+      </w:r>
+      <w:proofErr w:type="gramStart"/>
+      <w:r>
+        <w:rPr>
+          <w:rFonts w:hint="eastAsia"/>
+          <w:strike/>
+        </w:rPr>
+        <w:t>廣編稿</w:t>
+      </w:r>
+      <w:proofErr w:type="gramEnd"/>
+      <w:r>
+        <w:rPr>
+          <w:rFonts w:hint="eastAsia"/>
+          <w:strike/>
+        </w:rPr>
+        <w:t>最好都能保留，甚至比簡報版本重要，因為已經是成品。</w:t>
       </w:r>
     </w:p>
     <w:p>
